--- a/chatbot/templates/Hop_dong_so_huu_tri_tue.docx
+++ b/chatbot/templates/Hop_dong_so_huu_tri_tue.docx
@@ -3,798 +3,181 @@
 <w:document xmlns:wpc="http://schemas.microsoft.com/office/word/2010/wordprocessingCanvas" xmlns:mo="http://schemas.microsoft.com/office/mac/office/2008/main" xmlns:mc="http://schemas.openxmlformats.org/markup-compatibility/2006" xmlns:mv="urn:schemas-microsoft-com:mac:vml" xmlns:o="urn:schemas-microsoft-com:office:office" xmlns:r="http://schemas.openxmlformats.org/officeDocument/2006/relationships" xmlns:m="http://schemas.openxmlformats.org/officeDocument/2006/math" xmlns:v="urn:schemas-microsoft-com:vml" xmlns:wp14="http://schemas.microsoft.com/office/word/2010/wordprocessingDrawing" xmlns:wp="http://schemas.openxmlformats.org/drawingml/2006/wordprocessingDrawing" xmlns:w10="urn:schemas-microsoft-com:office:word" xmlns:w="http://schemas.openxmlformats.org/wordprocessingml/2006/main" xmlns:w14="http://schemas.microsoft.com/office/word/2010/wordml" xmlns:wpg="http://schemas.microsoft.com/office/word/2010/wordprocessingGroup" xmlns:wpi="http://schemas.microsoft.com/office/word/2010/wordprocessingInk" xmlns:wne="http://schemas.microsoft.com/office/word/2006/wordml" xmlns:wps="http://schemas.microsoft.com/office/word/2010/wordprocessingShape" mc:Ignorable="w14 wp14">
   <w:body>
     <w:p>
+      <w:pPr>
+        <w:jc w:val="center"/>
+      </w:pPr>
       <w:r>
-        <w:t>Danh mục|Tổng đài trực tuyến19006192|Gói dịch vụ &amp; GiáTra cứu văn bảnPhân tích văn bảnDịch vụ dịch thuậtDịch vụ nội dungTổng đài tư vấn|EnglishĐăng ký/ Đăng nhập</w:t>
+        <w:rPr>
+          <w:b/>
+          <w:sz w:val="26"/>
+        </w:rPr>
+        <w:t>CỘNG HÒA XÃ HỘI CHỦ NGHĨA VIỆT NAM</w:t>
+        <w:br/>
+      </w:r>
+      <w:r>
+        <w:rPr>
+          <w:b/>
+          <w:sz w:val="28"/>
+        </w:rPr>
+        <w:t>Độc lập - Tự do - Hạnh phúc</w:t>
+        <w:br/>
+      </w:r>
+      <w:r>
+        <w:t>---------------</w:t>
+      </w:r>
+    </w:p>
+    <w:p/>
+    <w:p>
+      <w:pPr>
+        <w:jc w:val="center"/>
+      </w:pPr>
+      <w:r>
+        <w:rPr>
+          <w:b/>
+          <w:sz w:val="32"/>
+        </w:rPr>
+        <w:t>HỢP ĐỒNG SỞ HỮU TRÍ TUỆ</w:t>
+      </w:r>
+    </w:p>
+    <w:p>
+      <w:pPr>
+        <w:jc w:val="center"/>
+      </w:pPr>
+      <w:r>
+        <w:t>Số: ....../HĐ</w:t>
+      </w:r>
+    </w:p>
+    <w:p/>
+    <w:p>
+      <w:r>
+        <w:t>- Căn cứ Bộ luật Dân sự nước Cộng hòa xã hội chủ nghĩa Việt Nam hiện hành;</w:t>
+        <w:br/>
+        <w:t>- Căn cứ nhu cầu và khả năng thực tế của hai bên;</w:t>
       </w:r>
     </w:p>
     <w:p>
       <w:r>
-        <w:t>Danh mục|Tổng đài trực tuyến19006192|Gói dịch vụ &amp; GiáTra cứu văn bảnPhân tích văn bảnDịch vụ dịch thuậtDịch vụ nội dungTổng đài tư vấn|English</w:t>
+        <w:t>Hôm nay, ngày ...... tháng ...... năm ......, chúng tôi gồm:</w:t>
       </w:r>
     </w:p>
     <w:p>
       <w:r>
-        <w:t>Danh mục</w:t>
+        <w:rPr>
+          <w:b/>
+        </w:rPr>
+        <w:t>BÊN A: {{ten_ben_a}}</w:t>
+        <w:br/>
+      </w:r>
+      <w:r>
+        <w:t>- Địa chỉ: {{dia_chi_ben_a}}</w:t>
+        <w:br/>
+        <w:t>- Mã số thuế / Số CCCD: {{mst_ben_a}}</w:t>
+        <w:br/>
+        <w:t>- Đại diện: {{dai_dien_ben_a}}        Chức vụ: {{chuc_vu_ben_a}}</w:t>
+        <w:br/>
+        <w:t>- Điện thoại: {{dien_thoai_ben_a}}</w:t>
       </w:r>
     </w:p>
     <w:p>
       <w:r>
-        <w:t>Tổng đài trực tuyến19006192</w:t>
+        <w:rPr>
+          <w:b/>
+        </w:rPr>
+        <w:t>BÊN B: {{ten_ben_b}}</w:t>
+        <w:br/>
+      </w:r>
+      <w:r>
+        <w:t>- Địa chỉ: {{dia_chi_ben_b}}</w:t>
+        <w:br/>
+        <w:t>- Mã số thuế / Số CCCD: {{mst_ben_b}}</w:t>
+        <w:br/>
+        <w:t>- Đại diện: {{dai_dien_ben_b}}        Chức vụ: {{chuc_vu_ben_b}}</w:t>
+        <w:br/>
+        <w:t>- Điện thoại: {{dien_thoai_ben_b}}</w:t>
       </w:r>
     </w:p>
     <w:p>
       <w:r>
-        <w:t>Gói dịch vụ &amp; GiáTra cứu văn bảnPhân tích văn bảnDịch vụ dịch thuậtDịch vụ nội dungTổng đài tư vấn</w:t>
+        <w:t>Hai bên thống nhất thỏa thuận ký kết hợp đồng với các điều khoản cụ thể dưới đây:</w:t>
       </w:r>
     </w:p>
     <w:p>
       <w:r>
-        <w:t>Tra cứu văn bảnPhân tích văn bảnDịch vụ dịch thuậtDịch vụ nội dungTổng đài tư vấn</w:t>
+        <w:rPr>
+          <w:b/>
+        </w:rPr>
+        <w:t>Điều 1: Đối tượng quyền sở hữu trí tuệ chuyển nhượng</w:t>
       </w:r>
     </w:p>
     <w:p>
       <w:r>
-        <w:t>English</w:t>
+        <w:t>- Bên A chuyển nhượng quyền sở hữu đối với nhãn hiệu / kiểu dáng công nghiệp / bản quyền tác giả: {{ten_doi_tuong_shtt}} cho Bên B.</w:t>
+        <w:br/>
+        <w:t>- Số Giấy chứng nhận đăng ký do Cục Sở hữu trí tuệ cấp: {{so_van_bang_bao_ho}}.</w:t>
       </w:r>
     </w:p>
     <w:p>
       <w:r>
-        <w:t>Đăng ký/ Đăng nhập</w:t>
+        <w:rPr>
+          <w:b/>
+        </w:rPr>
+        <w:t>Điều 2: Giá trị chuyển nhượng và phương thức thanh toán</w:t>
       </w:r>
     </w:p>
     <w:p>
       <w:r>
-        <w:t>Tất cả chuyên mụcĐóng</w:t>
+        <w:t>- Giá chuyển nhượng đối tượng sở hữu trí tuệ là: {{gia_tri_chuyen_nhuong}} VNĐ.</w:t>
+        <w:br/>
+        <w:t>- Phương thức thanh toán tiền chuyển nhượng: {{phuong_thuc_thanh_toan}}.</w:t>
       </w:r>
     </w:p>
     <w:p>
       <w:r>
-        <w:t>Văn bảnVăn bản mớiVăn bản luật Việt NamVăn bản tiếng AnhVăn bản UBNDCông vănVăn bản hợp nhấtTiêu chuẩn Việt NamQuy chuẩn Việt NamCông ướcHiệp địnhHiệp ướcDự thảo</w:t>
+        <w:rPr>
+          <w:b/>
+        </w:rPr>
+        <w:t>Điều 3: Thủ tục chuyển quyền sở hữu pháp lý</w:t>
       </w:r>
     </w:p>
     <w:p>
       <w:r>
-        <w:t>Văn bản</w:t>
+        <w:t>- Bên A cam kết hỗ trợ Bên B hoàn tất các thủ tục đăng ký chuyển nhượng văn bằng bảo hộ tại cơ quan quản lý nhà nước.</w:t>
+        <w:br/>
+        <w:t>- Chi phí, lệ phí thực hiện đăng ký do Bên {{ben_chiu_le_phi}} chi trả.</w:t>
       </w:r>
     </w:p>
     <w:p>
       <w:r>
-        <w:t>Lĩnh vực tra cứu văn bản</w:t>
+        <w:rPr>
+          <w:b/>
+        </w:rPr>
+        <w:t>Điều 4: Quyền và nghĩa vụ của Bên chuyển nhượng</w:t>
       </w:r>
     </w:p>
     <w:p>
       <w:r>
-        <w:t>Xem thêm</w:t>
+        <w:t>- Cam kết đối tượng sở hữu trí tuệ thuộc quyền sở hữu độc quyền và hợp pháp của Bên A.</w:t>
+        <w:br/>
+        <w:t>- Ngừng sử dụng đối tượng chuyển nhượng kể từ ngày hợp đồng có hiệu lực đăng ký.</w:t>
       </w:r>
     </w:p>
     <w:p>
       <w:r>
-        <w:t>Tin tức pháp luậtTin văn bản mớiTin pháp luậtHành chínhThuế - PhíĐất đai - Nhà ởBảo hiểmCán bộ - công chứcLao độngDân sựGiao thôngBiểu mẫuMedia LuậtLĩnh vực khácXem thêm</w:t>
+        <w:rPr>
+          <w:b/>
+        </w:rPr>
+        <w:t>Điều 5: Quyền và nghĩa vụ của Bên nhận chuyển nhượng</w:t>
       </w:r>
     </w:p>
     <w:p>
       <w:r>
-        <w:t>Tin tức pháp luật</w:t>
+        <w:t>- Được toàn quyền sử dụng, khai thác thương mại và thực hiện các quyền nhân thân/tài sản pháp luật quy định đối với đối tượng nhận chuyển nhượng.</w:t>
       </w:r>
     </w:p>
+    <w:p/>
     <w:p>
       <w:r>
-        <w:t>Tin văn bản mới</w:t>
-      </w:r>
-    </w:p>
-    <w:p>
-      <w:r>
-        <w:t>Tin pháp luật</w:t>
-      </w:r>
-    </w:p>
-    <w:p>
-      <w:r>
-        <w:t>Hành chínhThuế - PhíĐất đai - Nhà ởBảo hiểmCán bộ - công chứcLao độngDân sựGiao thôngBiểu mẫuMedia LuậtLĩnh vực khác</w:t>
-      </w:r>
-    </w:p>
-    <w:p>
-      <w:r>
-        <w:t>Tiện íchThuật ngữ pháp lýTra cứu giá đấtTra cứu diện tích tách thửaTính thuế thu nhập cá nhânTính bảo hiểm thất nghiệpTính bảo hiểm xã hội 1 lầnTính lương Gross - NetTra cứu mức lương tối thiểuTính lãi suất vay ngân hàngTính lãi suất tiết kiệm ngân hàngTính VAT onlineGiá xăng hôm nayTính tiền chế độ thai sảnTra cứu mặt hàng không giảm thuếBiểu thuế nhập khẩu WTOBiểu thuế ASEANTra cứu mã ngành nghề kinh doanhThông tin về dịch Covid-19Xem thêmBản tin luậtĐiểm tin văn bản mớiVăn bản hàng tuầnBản tin hiệu lựcChính sách mới hàng thángLuật sư tư vấnHỏi đáp cùng chuyên giaDanh sách Luật sư/ VP LuậtPháp lý doanh nghiệpThủ tục doanh nghiệpBiểu mẫuLịch pháp lý</w:t>
-      </w:r>
-    </w:p>
-    <w:p>
-      <w:r>
-        <w:t>Tiện íchThuật ngữ pháp lýTra cứu giá đấtTra cứu diện tích tách thửaTính thuế thu nhập cá nhânTính bảo hiểm thất nghiệpTính bảo hiểm xã hội 1 lầnTính lương Gross - NetTra cứu mức lương tối thiểuTính lãi suất vay ngân hàngTính lãi suất tiết kiệm ngân hàngTính VAT onlineGiá xăng hôm nayTính tiền chế độ thai sảnTra cứu mặt hàng không giảm thuếBiểu thuế nhập khẩu WTOBiểu thuế ASEANTra cứu mã ngành nghề kinh doanhThông tin về dịch Covid-19Xem thêm</w:t>
-      </w:r>
-    </w:p>
-    <w:p>
-      <w:r>
-        <w:t>Tiện ích</w:t>
-      </w:r>
-    </w:p>
-    <w:p>
-      <w:r>
-        <w:t>Thuật ngữ pháp lýTra cứu giá đấtTra cứu diện tích tách thửaTính thuế thu nhập cá nhânTính bảo hiểm thất nghiệpTính bảo hiểm xã hội 1 lầnTính lương Gross - NetTra cứu mức lương tối thiểuTính lãi suất vay ngân hàngTính lãi suất tiết kiệm ngân hàngTính VAT onlineGiá xăng hôm nayTính tiền chế độ thai sảnTra cứu mặt hàng không giảm thuếBiểu thuế nhập khẩu WTOBiểu thuế ASEANTra cứu mã ngành nghề kinh doanhThông tin về dịch Covid-19</w:t>
-      </w:r>
-    </w:p>
-    <w:p>
-      <w:r>
-        <w:t>Bản tin luậtĐiểm tin văn bản mớiVăn bản hàng tuầnBản tin hiệu lựcChính sách mới hàng tháng</w:t>
-      </w:r>
-    </w:p>
-    <w:p>
-      <w:r>
-        <w:t>Bản tin luật</w:t>
-      </w:r>
-    </w:p>
-    <w:p>
-      <w:r>
-        <w:t>Điểm tin văn bản mớiVăn bản hàng tuầnBản tin hiệu lựcChính sách mới hàng tháng</w:t>
-      </w:r>
-    </w:p>
-    <w:p>
-      <w:r>
-        <w:t>Luật sư tư vấnHỏi đáp cùng chuyên giaDanh sách Luật sư/ VP Luật</w:t>
-      </w:r>
-    </w:p>
-    <w:p>
-      <w:r>
-        <w:t>Luật sư tư vấn</w:t>
-      </w:r>
-    </w:p>
-    <w:p>
-      <w:r>
-        <w:t>Hỏi đáp cùng chuyên giaDanh sách Luật sư/ VP Luật</w:t>
-      </w:r>
-    </w:p>
-    <w:p>
-      <w:r>
-        <w:t>Pháp lý doanh nghiệpThủ tục doanh nghiệpBiểu mẫuLịch pháp lý</w:t>
-      </w:r>
-    </w:p>
-    <w:p>
-      <w:r>
-        <w:t>Pháp lý doanh nghiệp</w:t>
-      </w:r>
-    </w:p>
-    <w:p>
-      <w:r>
-        <w:t>Thủ tục doanh nghiệpBiểu mẫuLịch pháp lý</w:t>
-      </w:r>
-    </w:p>
-    <w:p>
-      <w:r>
-        <w:t>Phiên bản tiếng Anh</w:t>
-      </w:r>
-    </w:p>
-    <w:p>
-      <w:r>
-        <w:t>Hệ thống Bản án - Án lệ</w:t>
-      </w:r>
-    </w:p>
-    <w:p>
-      <w:r>
-        <w:t>AI Luật - Trợ lý pháp lý thông minh</w:t>
-      </w:r>
-    </w:p>
-    <w:p>
-      <w:r>
-        <w:t>Dịch vụTra cứu văn bảnPhân tích văn bảnDịch vụ dịch thuậtDịch vụ nội dungTổng đài tư vấn</w:t>
-      </w:r>
-    </w:p>
-    <w:p>
-      <w:r>
-        <w:t>Dịch vụ</w:t>
-      </w:r>
-    </w:p>
-    <w:p>
-      <w:r>
-        <w:t>Giới thiệuHướng dẫn sử dụng</w:t>
-      </w:r>
-    </w:p>
-    <w:p>
-      <w:r>
-        <w:t>Tải ứng dụngAndroid:IOS:Theo dõi chúng tôi trên:</w:t>
-      </w:r>
-    </w:p>
-    <w:p>
-      <w:r>
-        <w:t>Tin văn bản mớiHành chínhThủ tục hành chínhVi phạm hành chínhCông chứng - Chứng thựcCư trúThuế - PhíThuếPhíLệ phíHóa đơnĐất đai - Nhà ởĐất đaiNhà ởBảo hiểmBảo hiểm xã hộiBảo hiểm y tếBảo hiểm thất nghiệpCán bộ - Công chứcTuyển dụngLương - Phụ cấpKỷ luật - Nghỉ hưuPhòng, chống tham nhũngĐảng viênLao độngHợp đồng lao độngLương - ThưởngChế độ nghỉKỷ luật lao độngAn toàn lao độngTranh chấp lao độngDân sựHôn nhânThừa kếBồi thường thiệt hạiGiao dịch dân sựBiểu mẫuMẫu giấyMẫu đơnMẫu hợp đồngMẫu tờ khaiMẫu khácGiao thôngBiển báo giao thôngMức phạt vi phạmCảnh sát giao thôngLĩnh vực khácY tếHình sựGiáo dụcAn ninh - Trật tựTài chính - Ngân hàngTrọng tài thương mạiMedia LuậtInfographicVideoSách LuậtRSSTìm kiếmTìm nâng caoVăn bảnTin tứcHỏi đápBản ánThứ Hai, 19/10/2020,14:00Tăng giảm cỡ chữ:Dùng bùa, ngải khám, chữa bệnh bị phạt đến 10 triệu đồngTác giả:Quỳnh AnhTheoNghị số 117/2020/NĐ-CPdo Chính phủ ban hành, từ 15/11/2020, những hành vi sử dụng hình thức mê tín trong khám, chữa bệnh có thể bị phạt tiền lên đến 10 triệu đồng.Cụ thể, tại khoản 5 Điều 38 Nghị định số 117 năm 2020 quy định phạt tiền từ 05 - 10 triệu đồng đối với những hành vi như sau:- Ngăn cản người bệnh thuộc diện chữa bệnh bắt buộc vào cơ sở khám, chữa bệnh.- Chỉ định sử dụng các dịch vụ khám, chữa bệnh hoặc gợi ý chuyển người bệnh đến các cơ sở khám, chữa bệnh khác với mục đích vụ lợi.- Tẩy xóa, sửa chữa hồ sơ bệnh án nhằm làm sai lệch thông tin về khám, chữa bệnh.- Sử dụng hình thức mê tín trong khám, chữa bệnh.Phạt tiền đối với hành vi dùng hình thức mê tín trong khám chữa bệnh (Ảnh minh họa)Đồng thời, với những cơ sở vi phạm quy định sử dụng hình thức mê tín trong khám, chữa bệnh sẽ bị áp dụng hình thức xử phạt bổ sung là bị tước quyền sử dụng chứng chỉ hành nghề khám, chữa bệnh trong thời hạn từ 01 tháng đến 03 tháng.Ngoài ra, trong Nghị định 117/2020/NĐ-CP còn quy định về mức phạt tiền với hành vi vi phạm quy định về sinh con bằng kỹ thuật thụ tinh trong ống nghiệm. Tại khoản 3 Điều 42 áp dụng phạt tiền từ 10 triệu đồng đến 20 triệu đồng với các hành vi như:- Cung cấp tên tuổi, địa chỉ hoặc hình ảnh của người cho tinh trùng, người nhận tinh trùng, nhận phôi.- Hành vi sử dụng tinh trùng, noãn của một người cho để dùng cho từ hai người trở lên (trừ trường hợp không sinh con thành công).Nghị định có hiệu lực thi hành từ ngày 15/11/2020.&gt;&gt; Từ 15/11/2020, vi phạm về khám sức khỏe bị phạt đến 20 triệu đồng1900 6192để được giải đáp quatổng đài090 222 9061để sử dụng dịch vụLuật sư tư vấn(CÓ PHÍ)Đánh giá bài viết:Bài viết đã giải quyết được vấn đề của bạn chưa?RồiChưaBạn có ý kiến đóng góp nào khác không?ĐóngGửiVăn bản liên quanNghị định 117/2020/NĐ-CP xử phạt vi phạm hành chính lĩnh vực y tếTin liên quanDùng bùa ngải để trục lợi bị xử lý thế nào?Lừa đảo chữa bệnh bằng tâm linh, mức phạt là gì?Đưa, nhận hối lộ trong khám, chữa bệnh, phạt đến 30 triệu đồngXem bói đầu năm, coi chừng phạt nặng!Lừa đảo bán "bùa yêu" qua mạng, cẩn thận đi tù!Tin cùng chuyên mụcDoanh nghiệp nghiên cứu công nghệ chiến lược được hỗ trợ lãi suất vay tới 100%, tối đa 10%/năm trong 5 nămDoanh nghiệp nghiên cứu công nghệ chiến lược được hỗ trợ lãi suất vay tới 100%, tối đa 10%/năm trong 5 nămNghị định 260/2026/NĐ-CP ban hành ngày 30/6/2026 của Chính phủ đã bổ sung nhiều chính sách ưu đãi nhằm thúc đẩy nghiên cứu, phát triển công nghệ chiến lược.3 giờ trướcĐiểm tin VBPL tuần từ 26/6 - 02/7/2026Điểm tin VBPL tuần từ 26/6 - 02/7/2026LuatVietnam.vngửi đến quý độc giả điểm tin VBPL tuần từ 26/6 - 02/7/2026 với các nội dung nổi bật liên quan đến Luật Hình sự, Luật Tài chính, Luật Doanh nghiệp.4 giờ trướcTừ 01/7/2026, chủ doanh nghiệp nợ thuế từ 500 triệu đồng bị hoãn xuất cảnhTừ 01/7/2026, chủ doanh nghiệp nợ thuế từ 500 triệu đồng bị hoãn xuất cảnhNội dung nêu tại Nghị định 252/2026/NĐ-CP của Chính phủ về quy định chi tiết một số điều và biện pháp để tổ chức, hướng dẫn thi hành Luật Quản lý thuế, có hiệu lực từ ngày 01/7/2026.4 giờ trướcHóa đơn đặt in của cơ quan thuế chính thức hết giá trị sử dụng từ 01/7/2026Hóa đơn đặt in của cơ quan thuế chính thức hết giá trị sử dụng từ 01/7/2026Tại Nghị định 254/2026/NĐ-CP, Chính phủ đã quy định chấm dứt việc sử dụng hóa đơn đặt in của cơ quan thuế từ ngày 01/7/2026.4 giờ trướcTừ 01/7/2026, cơ quan quản lý đất đai, công an, y tế... phải chia sẻ dữ liệu hóa đơn điện tử với Cục ThuếTừ 01/7/2026, cơ quan quản lý đất đai, công an, y tế... phải chia sẻ dữ liệu hóa đơn điện tử với Cục ThuếQuy định này nêu tại Nghị định 254/2026/NĐ-CP hướng dẫn thi hành Luật Quản lý thuế số 108/2025/QH15 về hóa đơn điện tử, chứng từ điện tử ban hành ngày 30/6/2026.5 giờ trướcNgười nước ngoài nợ thuế tại Việt Nam không được xuất cảnh về nướcNgười nước ngoài nợ thuế tại Việt Nam không được xuất cảnh về nướcQuy định này được nêu tại Điều 28 Nghị định 252/2026/NĐ-CP hướng dẫn Luật Quản lý thuế. Nghị định do Chính phủ ban hành ngày 20/6/2026, có hiệu lực từ ngày 01/7/2026.5 giờ trước3 trường hợp người nộp thuế bị công khai thông tin lên mạng3 trường hợp người nộp thuế bị công khai thông tin lên mạngNội dung này được nêu tại Điều 10 Nghị định 252/2026/NĐ-CP của Chính phủ hướng dẫn Luật Quản lý thuế. Nghị định được ban hành ngày 20/6/2026 và có hiệu lực ngày 01/7/2026.5 giờ trướcDoanh nghiệp phải tiêu hủy toàn bộ biên lai giấy chưa sử dụng từ 01/01/2027Doanh nghiệp phải tiêu hủy toàn bộ biên lai giấy chưa sử dụng từ 01/01/2027Quy định trên được nêu tại Nghị định 254/2026/NĐ-CP hướng dẫn thi hành Luật Quản lý thuế 2025 về hóa đơn điện tử, ban hành ngày 30/6/2026.5 giờ trướcNgười tố giác hành vi không xuất hóa đơn điện tử được thưởng đến 10 triệu đồng từ 01/7/2026Người tố giác hành vi không xuất hóa đơn điện tử được thưởng đến 10 triệu đồng từ 01/7/2026Một trong những điểm mới đáng chú ý tại Nghị định 254/2026/NĐ-CP là lần đầu tiên quy định cơ chế khen thưởng đối với người tiêu dùng tố giác người bán không lập và giao hóa đơn điện tử.5 giờ trướcHộ kinh doanh tại địa bàn khó khăn được miễn phí dịch vụ hóa đơn điện tử 12 thángHộ kinh doanh tại địa bàn khó khăn được miễn phí dịch vụ hóa đơn điện tử 12 thángĐây là quy định đáng chú ý tại Nghị định 254/2026/NĐ-CP hướng dẫn Luật Quản lý thuế về hóa đơn điện tử, chứng từ điện tử.6 giờ trướcXem tiếpTin xem nhiềuTừ hôm nay (01/7/2026), người lao động chính thức có thêm 1 ngày nghỉ hưởng nguyên lương01/07/2026Công văn 6218/BNV-CQĐP: Nghiên cứu tiếp tục nhập một số xã, phường sau khi sắp xếp20/06/2026Sau khi tiêm thuốc độc cho phạm nhân, người thi hành án được nghỉ dưỡng 10 ngày02/07/2026Bộ Nội vụ hướng dẫn giải quyết chế độ đối với người hoạt động không chuyên trách dôi dư sau sắp xếp thôn, tổ dân phố20/06/2026Chính thức tặng Huy hiệu 35 năm tuổi Đảng cho Đảng viên từ 08/4/202620/06/2026</w:t>
-      </w:r>
-    </w:p>
-    <w:p>
-      <w:r>
-        <w:t>Hành chínhThủ tục hành chínhVi phạm hành chínhCông chứng - Chứng thựcCư trúThuế - PhíThuếPhíLệ phíHóa đơnĐất đai - Nhà ởĐất đaiNhà ởBảo hiểmBảo hiểm xã hộiBảo hiểm y tếBảo hiểm thất nghiệpCán bộ - Công chứcTuyển dụngLương - Phụ cấpKỷ luật - Nghỉ hưuPhòng, chống tham nhũngĐảng viênLao độngHợp đồng lao độngLương - ThưởngChế độ nghỉKỷ luật lao độngAn toàn lao độngTranh chấp lao độngDân sựHôn nhânThừa kếBồi thường thiệt hạiGiao dịch dân sựBiểu mẫuMẫu giấyMẫu đơnMẫu hợp đồngMẫu tờ khaiMẫu khácGiao thôngBiển báo giao thôngMức phạt vi phạmCảnh sát giao thôngLĩnh vực khácY tếHình sựGiáo dụcAn ninh - Trật tựTài chính - Ngân hàngTrọng tài thương mạiMedia LuậtInfographicVideoSách LuậtRSS</w:t>
-      </w:r>
-    </w:p>
-    <w:p>
-      <w:r>
-        <w:t>Tìm kiếmTìm nâng caoVăn bảnTin tứcHỏi đápBản ánThứ Hai, 19/10/2020,14:00Tăng giảm cỡ chữ:Dùng bùa, ngải khám, chữa bệnh bị phạt đến 10 triệu đồngTác giả:Quỳnh AnhTheoNghị số 117/2020/NĐ-CPdo Chính phủ ban hành, từ 15/11/2020, những hành vi sử dụng hình thức mê tín trong khám, chữa bệnh có thể bị phạt tiền lên đến 10 triệu đồng.Cụ thể, tại khoản 5 Điều 38 Nghị định số 117 năm 2020 quy định phạt tiền từ 05 - 10 triệu đồng đối với những hành vi như sau:- Ngăn cản người bệnh thuộc diện chữa bệnh bắt buộc vào cơ sở khám, chữa bệnh.- Chỉ định sử dụng các dịch vụ khám, chữa bệnh hoặc gợi ý chuyển người bệnh đến các cơ sở khám, chữa bệnh khác với mục đích vụ lợi.- Tẩy xóa, sửa chữa hồ sơ bệnh án nhằm làm sai lệch thông tin về khám, chữa bệnh.- Sử dụng hình thức mê tín trong khám, chữa bệnh.Phạt tiền đối với hành vi dùng hình thức mê tín trong khám chữa bệnh (Ảnh minh họa)Đồng thời, với những cơ sở vi phạm quy định sử dụng hình thức mê tín trong khám, chữa bệnh sẽ bị áp dụng hình thức xử phạt bổ sung là bị tước quyền sử dụng chứng chỉ hành nghề khám, chữa bệnh trong thời hạn từ 01 tháng đến 03 tháng.Ngoài ra, trong Nghị định 117/2020/NĐ-CP còn quy định về mức phạt tiền với hành vi vi phạm quy định về sinh con bằng kỹ thuật thụ tinh trong ống nghiệm. Tại khoản 3 Điều 42 áp dụng phạt tiền từ 10 triệu đồng đến 20 triệu đồng với các hành vi như:- Cung cấp tên tuổi, địa chỉ hoặc hình ảnh của người cho tinh trùng, người nhận tinh trùng, nhận phôi.- Hành vi sử dụng tinh trùng, noãn của một người cho để dùng cho từ hai người trở lên (trừ trường hợp không sinh con thành công).Nghị định có hiệu lực thi hành từ ngày 15/11/2020.&gt;&gt; Từ 15/11/2020, vi phạm về khám sức khỏe bị phạt đến 20 triệu đồng1900 6192để được giải đáp quatổng đài090 222 9061để sử dụng dịch vụLuật sư tư vấn(CÓ PHÍ)Đánh giá bài viết:Bài viết đã giải quyết được vấn đề của bạn chưa?RồiChưaBạn có ý kiến đóng góp nào khác không?ĐóngGửiVăn bản liên quanNghị định 117/2020/NĐ-CP xử phạt vi phạm hành chính lĩnh vực y tếTin liên quanDùng bùa ngải để trục lợi bị xử lý thế nào?Lừa đảo chữa bệnh bằng tâm linh, mức phạt là gì?Đưa, nhận hối lộ trong khám, chữa bệnh, phạt đến 30 triệu đồngXem bói đầu năm, coi chừng phạt nặng!Lừa đảo bán "bùa yêu" qua mạng, cẩn thận đi tù!Tin cùng chuyên mụcDoanh nghiệp nghiên cứu công nghệ chiến lược được hỗ trợ lãi suất vay tới 100%, tối đa 10%/năm trong 5 nămDoanh nghiệp nghiên cứu công nghệ chiến lược được hỗ trợ lãi suất vay tới 100%, tối đa 10%/năm trong 5 nămNghị định 260/2026/NĐ-CP ban hành ngày 30/6/2026 của Chính phủ đã bổ sung nhiều chính sách ưu đãi nhằm thúc đẩy nghiên cứu, phát triển công nghệ chiến lược.3 giờ trướcĐiểm tin VBPL tuần từ 26/6 - 02/7/2026Điểm tin VBPL tuần từ 26/6 - 02/7/2026LuatVietnam.vngửi đến quý độc giả điểm tin VBPL tuần từ 26/6 - 02/7/2026 với các nội dung nổi bật liên quan đến Luật Hình sự, Luật Tài chính, Luật Doanh nghiệp.4 giờ trướcTừ 01/7/2026, chủ doanh nghiệp nợ thuế từ 500 triệu đồng bị hoãn xuất cảnhTừ 01/7/2026, chủ doanh nghiệp nợ thuế từ 500 triệu đồng bị hoãn xuất cảnhNội dung nêu tại Nghị định 252/2026/NĐ-CP của Chính phủ về quy định chi tiết một số điều và biện pháp để tổ chức, hướng dẫn thi hành Luật Quản lý thuế, có hiệu lực từ ngày 01/7/2026.4 giờ trướcHóa đơn đặt in của cơ quan thuế chính thức hết giá trị sử dụng từ 01/7/2026Hóa đơn đặt in của cơ quan thuế chính thức hết giá trị sử dụng từ 01/7/2026Tại Nghị định 254/2026/NĐ-CP, Chính phủ đã quy định chấm dứt việc sử dụng hóa đơn đặt in của cơ quan thuế từ ngày 01/7/2026.4 giờ trướcTừ 01/7/2026, cơ quan quản lý đất đai, công an, y tế... phải chia sẻ dữ liệu hóa đơn điện tử với Cục ThuếTừ 01/7/2026, cơ quan quản lý đất đai, công an, y tế... phải chia sẻ dữ liệu hóa đơn điện tử với Cục ThuếQuy định này nêu tại Nghị định 254/2026/NĐ-CP hướng dẫn thi hành Luật Quản lý thuế số 108/2025/QH15 về hóa đơn điện tử, chứng từ điện tử ban hành ngày 30/6/2026.5 giờ trướcNgười nước ngoài nợ thuế tại Việt Nam không được xuất cảnh về nướcNgười nước ngoài nợ thuế tại Việt Nam không được xuất cảnh về nướcQuy định này được nêu tại Điều 28 Nghị định 252/2026/NĐ-CP hướng dẫn Luật Quản lý thuế. Nghị định do Chính phủ ban hành ngày 20/6/2026, có hiệu lực từ ngày 01/7/2026.5 giờ trước3 trường hợp người nộp thuế bị công khai thông tin lên mạng3 trường hợp người nộp thuế bị công khai thông tin lên mạngNội dung này được nêu tại Điều 10 Nghị định 252/2026/NĐ-CP của Chính phủ hướng dẫn Luật Quản lý thuế. Nghị định được ban hành ngày 20/6/2026 và có hiệu lực ngày 01/7/2026.5 giờ trướcDoanh nghiệp phải tiêu hủy toàn bộ biên lai giấy chưa sử dụng từ 01/01/2027Doanh nghiệp phải tiêu hủy toàn bộ biên lai giấy chưa sử dụng từ 01/01/2027Quy định trên được nêu tại Nghị định 254/2026/NĐ-CP hướng dẫn thi hành Luật Quản lý thuế 2025 về hóa đơn điện tử, ban hành ngày 30/6/2026.5 giờ trướcNgười tố giác hành vi không xuất hóa đơn điện tử được thưởng đến 10 triệu đồng từ 01/7/2026Người tố giác hành vi không xuất hóa đơn điện tử được thưởng đến 10 triệu đồng từ 01/7/2026Một trong những điểm mới đáng chú ý tại Nghị định 254/2026/NĐ-CP là lần đầu tiên quy định cơ chế khen thưởng đối với người tiêu dùng tố giác người bán không lập và giao hóa đơn điện tử.5 giờ trướcHộ kinh doanh tại địa bàn khó khăn được miễn phí dịch vụ hóa đơn điện tử 12 thángHộ kinh doanh tại địa bàn khó khăn được miễn phí dịch vụ hóa đơn điện tử 12 thángĐây là quy định đáng chú ý tại Nghị định 254/2026/NĐ-CP hướng dẫn Luật Quản lý thuế về hóa đơn điện tử, chứng từ điện tử.6 giờ trướcXem tiếp</w:t>
-      </w:r>
-    </w:p>
-    <w:p>
-      <w:r>
-        <w:t>Tìm kiếmTìm nâng caoVăn bảnTin tứcHỏi đápBản ánThứ Hai, 19/10/2020,14:00Tăng giảm cỡ chữ:Dùng bùa, ngải khám, chữa bệnh bị phạt đến 10 triệu đồngTác giả:Quỳnh AnhTheoNghị số 117/2020/NĐ-CPdo Chính phủ ban hành, từ 15/11/2020, những hành vi sử dụng hình thức mê tín trong khám, chữa bệnh có thể bị phạt tiền lên đến 10 triệu đồng.Cụ thể, tại khoản 5 Điều 38 Nghị định số 117 năm 2020 quy định phạt tiền từ 05 - 10 triệu đồng đối với những hành vi như sau:- Ngăn cản người bệnh thuộc diện chữa bệnh bắt buộc vào cơ sở khám, chữa bệnh.- Chỉ định sử dụng các dịch vụ khám, chữa bệnh hoặc gợi ý chuyển người bệnh đến các cơ sở khám, chữa bệnh khác với mục đích vụ lợi.- Tẩy xóa, sửa chữa hồ sơ bệnh án nhằm làm sai lệch thông tin về khám, chữa bệnh.- Sử dụng hình thức mê tín trong khám, chữa bệnh.Phạt tiền đối với hành vi dùng hình thức mê tín trong khám chữa bệnh (Ảnh minh họa)Đồng thời, với những cơ sở vi phạm quy định sử dụng hình thức mê tín trong khám, chữa bệnh sẽ bị áp dụng hình thức xử phạt bổ sung là bị tước quyền sử dụng chứng chỉ hành nghề khám, chữa bệnh trong thời hạn từ 01 tháng đến 03 tháng.Ngoài ra, trong Nghị định 117/2020/NĐ-CP còn quy định về mức phạt tiền với hành vi vi phạm quy định về sinh con bằng kỹ thuật thụ tinh trong ống nghiệm. Tại khoản 3 Điều 42 áp dụng phạt tiền từ 10 triệu đồng đến 20 triệu đồng với các hành vi như:- Cung cấp tên tuổi, địa chỉ hoặc hình ảnh của người cho tinh trùng, người nhận tinh trùng, nhận phôi.- Hành vi sử dụng tinh trùng, noãn của một người cho để dùng cho từ hai người trở lên (trừ trường hợp không sinh con thành công).Nghị định có hiệu lực thi hành từ ngày 15/11/2020.&gt;&gt; Từ 15/11/2020, vi phạm về khám sức khỏe bị phạt đến 20 triệu đồng1900 6192để được giải đáp quatổng đài090 222 9061để sử dụng dịch vụLuật sư tư vấn(CÓ PHÍ)Đánh giá bài viết:Bài viết đã giải quyết được vấn đề của bạn chưa?RồiChưaBạn có ý kiến đóng góp nào khác không?ĐóngGửiVăn bản liên quanNghị định 117/2020/NĐ-CP xử phạt vi phạm hành chính lĩnh vực y tếTin liên quanDùng bùa ngải để trục lợi bị xử lý thế nào?Lừa đảo chữa bệnh bằng tâm linh, mức phạt là gì?Đưa, nhận hối lộ trong khám, chữa bệnh, phạt đến 30 triệu đồngXem bói đầu năm, coi chừng phạt nặng!Lừa đảo bán "bùa yêu" qua mạng, cẩn thận đi tù!</w:t>
-      </w:r>
-    </w:p>
-    <w:p>
-      <w:r>
-        <w:t>Tìm kiếmTìm nâng caoVăn bảnTin tứcHỏi đápBản ánThứ Hai, 19/10/2020,14:00Tăng giảm cỡ chữ:Dùng bùa, ngải khám, chữa bệnh bị phạt đến 10 triệu đồngTác giả:Quỳnh AnhTheoNghị số 117/2020/NĐ-CPdo Chính phủ ban hành, từ 15/11/2020, những hành vi sử dụng hình thức mê tín trong khám, chữa bệnh có thể bị phạt tiền lên đến 10 triệu đồng.Cụ thể, tại khoản 5 Điều 38 Nghị định số 117 năm 2020 quy định phạt tiền từ 05 - 10 triệu đồng đối với những hành vi như sau:- Ngăn cản người bệnh thuộc diện chữa bệnh bắt buộc vào cơ sở khám, chữa bệnh.- Chỉ định sử dụng các dịch vụ khám, chữa bệnh hoặc gợi ý chuyển người bệnh đến các cơ sở khám, chữa bệnh khác với mục đích vụ lợi.- Tẩy xóa, sửa chữa hồ sơ bệnh án nhằm làm sai lệch thông tin về khám, chữa bệnh.- Sử dụng hình thức mê tín trong khám, chữa bệnh.Phạt tiền đối với hành vi dùng hình thức mê tín trong khám chữa bệnh (Ảnh minh họa)Đồng thời, với những cơ sở vi phạm quy định sử dụng hình thức mê tín trong khám, chữa bệnh sẽ bị áp dụng hình thức xử phạt bổ sung là bị tước quyền sử dụng chứng chỉ hành nghề khám, chữa bệnh trong thời hạn từ 01 tháng đến 03 tháng.Ngoài ra, trong Nghị định 117/2020/NĐ-CP còn quy định về mức phạt tiền với hành vi vi phạm quy định về sinh con bằng kỹ thuật thụ tinh trong ống nghiệm. Tại khoản 3 Điều 42 áp dụng phạt tiền từ 10 triệu đồng đến 20 triệu đồng với các hành vi như:- Cung cấp tên tuổi, địa chỉ hoặc hình ảnh của người cho tinh trùng, người nhận tinh trùng, nhận phôi.- Hành vi sử dụng tinh trùng, noãn của một người cho để dùng cho từ hai người trở lên (trừ trường hợp không sinh con thành công).Nghị định có hiệu lực thi hành từ ngày 15/11/2020.&gt;&gt; Từ 15/11/2020, vi phạm về khám sức khỏe bị phạt đến 20 triệu đồng1900 6192để được giải đáp quatổng đài090 222 9061để sử dụng dịch vụLuật sư tư vấn(CÓ PHÍ)Đánh giá bài viết:Bài viết đã giải quyết được vấn đề của bạn chưa?RồiChưaBạn có ý kiến đóng góp nào khác không?ĐóngGửi</w:t>
-      </w:r>
-    </w:p>
-    <w:p>
-      <w:r>
-        <w:t>Tìm kiếmTìm nâng caoVăn bảnTin tứcHỏi đápBản án</w:t>
-      </w:r>
-    </w:p>
-    <w:p>
-      <w:r>
-        <w:t>Tìm kiếmTìm nâng cao</w:t>
-      </w:r>
-    </w:p>
-    <w:p>
-      <w:r>
-        <w:t>Tìm kiếm</w:t>
-      </w:r>
-    </w:p>
-    <w:p>
-      <w:r>
-        <w:t>Văn bảnTin tứcHỏi đápBản án</w:t>
-      </w:r>
-    </w:p>
-    <w:p>
-      <w:r>
-        <w:t>Thứ Hai, 19/10/2020,14:00Tăng giảm cỡ chữ:</w:t>
-      </w:r>
-    </w:p>
-    <w:p>
-      <w:r>
-        <w:t>Thứ Hai, 19/10/2020,14:00</w:t>
-      </w:r>
-    </w:p>
-    <w:p>
-      <w:r>
-        <w:t>Tăng giảm cỡ chữ:</w:t>
-      </w:r>
-    </w:p>
-    <w:p>
-      <w:r>
-        <w:t>Dùng bùa, ngải khám, chữa bệnh bị phạt đến 10 triệu đồng</w:t>
-      </w:r>
-    </w:p>
-    <w:p>
-      <w:r>
-        <w:t>Tác giả:Quỳnh Anh</w:t>
-      </w:r>
-    </w:p>
-    <w:p>
-      <w:r>
-        <w:t>TheoNghị số 117/2020/NĐ-CPdo Chính phủ ban hành, từ 15/11/2020, những hành vi sử dụng hình thức mê tín trong khám, chữa bệnh có thể bị phạt tiền lên đến 10 triệu đồng.Cụ thể, tại khoản 5 Điều 38 Nghị định số 117 năm 2020 quy định phạt tiền từ 05 - 10 triệu đồng đối với những hành vi như sau:- Ngăn cản người bệnh thuộc diện chữa bệnh bắt buộc vào cơ sở khám, chữa bệnh.- Chỉ định sử dụng các dịch vụ khám, chữa bệnh hoặc gợi ý chuyển người bệnh đến các cơ sở khám, chữa bệnh khác với mục đích vụ lợi.- Tẩy xóa, sửa chữa hồ sơ bệnh án nhằm làm sai lệch thông tin về khám, chữa bệnh.- Sử dụng hình thức mê tín trong khám, chữa bệnh.Phạt tiền đối với hành vi dùng hình thức mê tín trong khám chữa bệnh (Ảnh minh họa)Đồng thời, với những cơ sở vi phạm quy định sử dụng hình thức mê tín trong khám, chữa bệnh sẽ bị áp dụng hình thức xử phạt bổ sung là bị tước quyền sử dụng chứng chỉ hành nghề khám, chữa bệnh trong thời hạn từ 01 tháng đến 03 tháng.Ngoài ra, trong Nghị định 117/2020/NĐ-CP còn quy định về mức phạt tiền với hành vi vi phạm quy định về sinh con bằng kỹ thuật thụ tinh trong ống nghiệm. Tại khoản 3 Điều 42 áp dụng phạt tiền từ 10 triệu đồng đến 20 triệu đồng với các hành vi như:- Cung cấp tên tuổi, địa chỉ hoặc hình ảnh của người cho tinh trùng, người nhận tinh trùng, nhận phôi.- Hành vi sử dụng tinh trùng, noãn của một người cho để dùng cho từ hai người trở lên (trừ trường hợp không sinh con thành công).Nghị định có hiệu lực thi hành từ ngày 15/11/2020.&gt;&gt; Từ 15/11/2020, vi phạm về khám sức khỏe bị phạt đến 20 triệu đồng</w:t>
-      </w:r>
-    </w:p>
-    <w:p>
-      <w:r>
-        <w:t>TheoNghị số 117/2020/NĐ-CPdo Chính phủ ban hành, từ 15/11/2020, những hành vi sử dụng hình thức mê tín trong khám, chữa bệnh có thể bị phạt tiền lên đến 10 triệu đồng.</w:t>
-      </w:r>
-    </w:p>
-    <w:p>
-      <w:r>
-        <w:t>Cụ thể, tại khoản 5 Điều 38 Nghị định số 117 năm 2020 quy định phạt tiền từ 05 - 10 triệu đồng đối với những hành vi như sau:</w:t>
-      </w:r>
-    </w:p>
-    <w:p>
-      <w:r>
-        <w:t>- Ngăn cản người bệnh thuộc diện chữa bệnh bắt buộc vào cơ sở khám, chữa bệnh.</w:t>
-      </w:r>
-    </w:p>
-    <w:p>
-      <w:r>
-        <w:t>- Chỉ định sử dụng các dịch vụ khám, chữa bệnh hoặc gợi ý chuyển người bệnh đến các cơ sở khám, chữa bệnh khác với mục đích vụ lợi.</w:t>
-      </w:r>
-    </w:p>
-    <w:p>
-      <w:r>
-        <w:t>- Tẩy xóa, sửa chữa hồ sơ bệnh án nhằm làm sai lệch thông tin về khám, chữa bệnh.</w:t>
-      </w:r>
-    </w:p>
-    <w:p>
-      <w:r>
-        <w:t>- Sử dụng hình thức mê tín trong khám, chữa bệnh.</w:t>
-      </w:r>
-    </w:p>
-    <w:p>
-      <w:r>
-        <w:t>Phạt tiền đối với hành vi dùng hình thức mê tín trong khám chữa bệnh (Ảnh minh họa)</w:t>
-      </w:r>
-    </w:p>
-    <w:p>
-      <w:r>
-        <w:t>Đồng thời, với những cơ sở vi phạm quy định sử dụng hình thức mê tín trong khám, chữa bệnh sẽ bị áp dụng hình thức xử phạt bổ sung là bị tước quyền sử dụng chứng chỉ hành nghề khám, chữa bệnh trong thời hạn từ 01 tháng đến 03 tháng.</w:t>
-      </w:r>
-    </w:p>
-    <w:p>
-      <w:r>
-        <w:t>Ngoài ra, trong Nghị định 117/2020/NĐ-CP còn quy định về mức phạt tiền với hành vi vi phạm quy định về sinh con bằng kỹ thuật thụ tinh trong ống nghiệm. Tại khoản 3 Điều 42 áp dụng phạt tiền từ 10 triệu đồng đến 20 triệu đồng với các hành vi như:</w:t>
-      </w:r>
-    </w:p>
-    <w:p>
-      <w:r>
-        <w:t>- Cung cấp tên tuổi, địa chỉ hoặc hình ảnh của người cho tinh trùng, người nhận tinh trùng, nhận phôi.</w:t>
-      </w:r>
-    </w:p>
-    <w:p>
-      <w:r>
-        <w:t>- Hành vi sử dụng tinh trùng, noãn của một người cho để dùng cho từ hai người trở lên (trừ trường hợp không sinh con thành công).</w:t>
-      </w:r>
-    </w:p>
-    <w:p>
-      <w:r>
-        <w:t>Nghị định có hiệu lực thi hành từ ngày 15/11/2020.</w:t>
-      </w:r>
-    </w:p>
-    <w:p>
-      <w:r>
-        <w:t>&gt;&gt; Từ 15/11/2020, vi phạm về khám sức khỏe bị phạt đến 20 triệu đồng</w:t>
-      </w:r>
-    </w:p>
-    <w:p>
-      <w:r>
-        <w:t>1900 6192để được giải đáp quatổng đài090 222 9061để sử dụng dịch vụLuật sư tư vấn(CÓ PHÍ)</w:t>
-      </w:r>
-    </w:p>
-    <w:p>
-      <w:r>
-        <w:t>1900 6192để được giải đáp quatổng đài</w:t>
-      </w:r>
-    </w:p>
-    <w:p>
-      <w:r>
-        <w:t>090 222 9061để sử dụng dịch vụLuật sư tư vấn(CÓ PHÍ)</w:t>
-      </w:r>
-    </w:p>
-    <w:p>
-      <w:r>
-        <w:t>Đánh giá bài viết:Bài viết đã giải quyết được vấn đề của bạn chưa?RồiChưaBạn có ý kiến đóng góp nào khác không?ĐóngGửi</w:t>
-      </w:r>
-    </w:p>
-    <w:p>
-      <w:r>
-        <w:t>Đánh giá bài viết:</w:t>
-      </w:r>
-    </w:p>
-    <w:p>
-      <w:r>
-        <w:t>Bài viết đã giải quyết được vấn đề của bạn chưa?RồiChưa</w:t>
-      </w:r>
-    </w:p>
-    <w:p>
-      <w:r>
-        <w:t>RồiChưa</w:t>
-      </w:r>
-    </w:p>
-    <w:p>
-      <w:r>
-        <w:t>Bạn có ý kiến đóng góp nào khác không?ĐóngGửi</w:t>
-      </w:r>
-    </w:p>
-    <w:p>
-      <w:r>
-        <w:t>Bạn có ý kiến đóng góp nào khác không?</w:t>
-      </w:r>
-    </w:p>
-    <w:p>
-      <w:r>
-        <w:t>ĐóngGửi</w:t>
-      </w:r>
-    </w:p>
-    <w:p>
-      <w:r>
-        <w:t>Đóng</w:t>
-      </w:r>
-    </w:p>
-    <w:p>
-      <w:r>
-        <w:t>Gửi</w:t>
-      </w:r>
-    </w:p>
-    <w:p>
-      <w:r>
-        <w:t>Văn bản liên quanNghị định 117/2020/NĐ-CP xử phạt vi phạm hành chính lĩnh vực y tế</w:t>
-      </w:r>
-    </w:p>
-    <w:p>
-      <w:r>
-        <w:t>Văn bản liên quan</w:t>
-      </w:r>
-    </w:p>
-    <w:p>
-      <w:r>
-        <w:t>Nghị định 117/2020/NĐ-CP xử phạt vi phạm hành chính lĩnh vực y tế</w:t>
-      </w:r>
-    </w:p>
-    <w:p>
-      <w:r>
-        <w:t>Tin liên quanDùng bùa ngải để trục lợi bị xử lý thế nào?Lừa đảo chữa bệnh bằng tâm linh, mức phạt là gì?Đưa, nhận hối lộ trong khám, chữa bệnh, phạt đến 30 triệu đồngXem bói đầu năm, coi chừng phạt nặng!Lừa đảo bán "bùa yêu" qua mạng, cẩn thận đi tù!</w:t>
-      </w:r>
-    </w:p>
-    <w:p>
-      <w:r>
-        <w:t>Tin liên quan</w:t>
-      </w:r>
-    </w:p>
-    <w:p>
-      <w:r>
-        <w:t>Dùng bùa ngải để trục lợi bị xử lý thế nào?Lừa đảo chữa bệnh bằng tâm linh, mức phạt là gì?Đưa, nhận hối lộ trong khám, chữa bệnh, phạt đến 30 triệu đồngXem bói đầu năm, coi chừng phạt nặng!Lừa đảo bán "bùa yêu" qua mạng, cẩn thận đi tù!</w:t>
-      </w:r>
-    </w:p>
-    <w:p>
-      <w:r>
-        <w:t>Tin cùng chuyên mục</w:t>
-      </w:r>
-    </w:p>
-    <w:p>
-      <w:r>
-        <w:t>Doanh nghiệp nghiên cứu công nghệ chiến lược được hỗ trợ lãi suất vay tới 100%, tối đa 10%/năm trong 5 nămDoanh nghiệp nghiên cứu công nghệ chiến lược được hỗ trợ lãi suất vay tới 100%, tối đa 10%/năm trong 5 nămNghị định 260/2026/NĐ-CP ban hành ngày 30/6/2026 của Chính phủ đã bổ sung nhiều chính sách ưu đãi nhằm thúc đẩy nghiên cứu, phát triển công nghệ chiến lược.3 giờ trướcĐiểm tin VBPL tuần từ 26/6 - 02/7/2026Điểm tin VBPL tuần từ 26/6 - 02/7/2026LuatVietnam.vngửi đến quý độc giả điểm tin VBPL tuần từ 26/6 - 02/7/2026 với các nội dung nổi bật liên quan đến Luật Hình sự, Luật Tài chính, Luật Doanh nghiệp.4 giờ trướcTừ 01/7/2026, chủ doanh nghiệp nợ thuế từ 500 triệu đồng bị hoãn xuất cảnhTừ 01/7/2026, chủ doanh nghiệp nợ thuế từ 500 triệu đồng bị hoãn xuất cảnhNội dung nêu tại Nghị định 252/2026/NĐ-CP của Chính phủ về quy định chi tiết một số điều và biện pháp để tổ chức, hướng dẫn thi hành Luật Quản lý thuế, có hiệu lực từ ngày 01/7/2026.4 giờ trướcHóa đơn đặt in của cơ quan thuế chính thức hết giá trị sử dụng từ 01/7/2026Hóa đơn đặt in của cơ quan thuế chính thức hết giá trị sử dụng từ 01/7/2026Tại Nghị định 254/2026/NĐ-CP, Chính phủ đã quy định chấm dứt việc sử dụng hóa đơn đặt in của cơ quan thuế từ ngày 01/7/2026.4 giờ trướcTừ 01/7/2026, cơ quan quản lý đất đai, công an, y tế... phải chia sẻ dữ liệu hóa đơn điện tử với Cục ThuếTừ 01/7/2026, cơ quan quản lý đất đai, công an, y tế... phải chia sẻ dữ liệu hóa đơn điện tử với Cục ThuếQuy định này nêu tại Nghị định 254/2026/NĐ-CP hướng dẫn thi hành Luật Quản lý thuế số 108/2025/QH15 về hóa đơn điện tử, chứng từ điện tử ban hành ngày 30/6/2026.5 giờ trướcNgười nước ngoài nợ thuế tại Việt Nam không được xuất cảnh về nướcNgười nước ngoài nợ thuế tại Việt Nam không được xuất cảnh về nướcQuy định này được nêu tại Điều 28 Nghị định 252/2026/NĐ-CP hướng dẫn Luật Quản lý thuế. Nghị định do Chính phủ ban hành ngày 20/6/2026, có hiệu lực từ ngày 01/7/2026.5 giờ trước3 trường hợp người nộp thuế bị công khai thông tin lên mạng3 trường hợp người nộp thuế bị công khai thông tin lên mạngNội dung này được nêu tại Điều 10 Nghị định 252/2026/NĐ-CP của Chính phủ hướng dẫn Luật Quản lý thuế. Nghị định được ban hành ngày 20/6/2026 và có hiệu lực ngày 01/7/2026.5 giờ trướcDoanh nghiệp phải tiêu hủy toàn bộ biên lai giấy chưa sử dụng từ 01/01/2027Doanh nghiệp phải tiêu hủy toàn bộ biên lai giấy chưa sử dụng từ 01/01/2027Quy định trên được nêu tại Nghị định 254/2026/NĐ-CP hướng dẫn thi hành Luật Quản lý thuế 2025 về hóa đơn điện tử, ban hành ngày 30/6/2026.5 giờ trướcNgười tố giác hành vi không xuất hóa đơn điện tử được thưởng đến 10 triệu đồng từ 01/7/2026Người tố giác hành vi không xuất hóa đơn điện tử được thưởng đến 10 triệu đồng từ 01/7/2026Một trong những điểm mới đáng chú ý tại Nghị định 254/2026/NĐ-CP là lần đầu tiên quy định cơ chế khen thưởng đối với người tiêu dùng tố giác người bán không lập và giao hóa đơn điện tử.5 giờ trướcHộ kinh doanh tại địa bàn khó khăn được miễn phí dịch vụ hóa đơn điện tử 12 thángHộ kinh doanh tại địa bàn khó khăn được miễn phí dịch vụ hóa đơn điện tử 12 thángĐây là quy định đáng chú ý tại Nghị định 254/2026/NĐ-CP hướng dẫn Luật Quản lý thuế về hóa đơn điện tử, chứng từ điện tử.6 giờ trướcXem tiếp</w:t>
-      </w:r>
-    </w:p>
-    <w:p>
-      <w:r>
-        <w:t>Doanh nghiệp nghiên cứu công nghệ chiến lược được hỗ trợ lãi suất vay tới 100%, tối đa 10%/năm trong 5 nămDoanh nghiệp nghiên cứu công nghệ chiến lược được hỗ trợ lãi suất vay tới 100%, tối đa 10%/năm trong 5 nămNghị định 260/2026/NĐ-CP ban hành ngày 30/6/2026 của Chính phủ đã bổ sung nhiều chính sách ưu đãi nhằm thúc đẩy nghiên cứu, phát triển công nghệ chiến lược.3 giờ trướcĐiểm tin VBPL tuần từ 26/6 - 02/7/2026Điểm tin VBPL tuần từ 26/6 - 02/7/2026LuatVietnam.vngửi đến quý độc giả điểm tin VBPL tuần từ 26/6 - 02/7/2026 với các nội dung nổi bật liên quan đến Luật Hình sự, Luật Tài chính, Luật Doanh nghiệp.4 giờ trướcTừ 01/7/2026, chủ doanh nghiệp nợ thuế từ 500 triệu đồng bị hoãn xuất cảnhTừ 01/7/2026, chủ doanh nghiệp nợ thuế từ 500 triệu đồng bị hoãn xuất cảnhNội dung nêu tại Nghị định 252/2026/NĐ-CP của Chính phủ về quy định chi tiết một số điều và biện pháp để tổ chức, hướng dẫn thi hành Luật Quản lý thuế, có hiệu lực từ ngày 01/7/2026.4 giờ trướcHóa đơn đặt in của cơ quan thuế chính thức hết giá trị sử dụng từ 01/7/2026Hóa đơn đặt in của cơ quan thuế chính thức hết giá trị sử dụng từ 01/7/2026Tại Nghị định 254/2026/NĐ-CP, Chính phủ đã quy định chấm dứt việc sử dụng hóa đơn đặt in của cơ quan thuế từ ngày 01/7/2026.4 giờ trướcTừ 01/7/2026, cơ quan quản lý đất đai, công an, y tế... phải chia sẻ dữ liệu hóa đơn điện tử với Cục ThuếTừ 01/7/2026, cơ quan quản lý đất đai, công an, y tế... phải chia sẻ dữ liệu hóa đơn điện tử với Cục ThuếQuy định này nêu tại Nghị định 254/2026/NĐ-CP hướng dẫn thi hành Luật Quản lý thuế số 108/2025/QH15 về hóa đơn điện tử, chứng từ điện tử ban hành ngày 30/6/2026.5 giờ trướcNgười nước ngoài nợ thuế tại Việt Nam không được xuất cảnh về nướcNgười nước ngoài nợ thuế tại Việt Nam không được xuất cảnh về nướcQuy định này được nêu tại Điều 28 Nghị định 252/2026/NĐ-CP hướng dẫn Luật Quản lý thuế. Nghị định do Chính phủ ban hành ngày 20/6/2026, có hiệu lực từ ngày 01/7/2026.5 giờ trước3 trường hợp người nộp thuế bị công khai thông tin lên mạng3 trường hợp người nộp thuế bị công khai thông tin lên mạngNội dung này được nêu tại Điều 10 Nghị định 252/2026/NĐ-CP của Chính phủ hướng dẫn Luật Quản lý thuế. Nghị định được ban hành ngày 20/6/2026 và có hiệu lực ngày 01/7/2026.5 giờ trướcDoanh nghiệp phải tiêu hủy toàn bộ biên lai giấy chưa sử dụng từ 01/01/2027Doanh nghiệp phải tiêu hủy toàn bộ biên lai giấy chưa sử dụng từ 01/01/2027Quy định trên được nêu tại Nghị định 254/2026/NĐ-CP hướng dẫn thi hành Luật Quản lý thuế 2025 về hóa đơn điện tử, ban hành ngày 30/6/2026.5 giờ trướcNgười tố giác hành vi không xuất hóa đơn điện tử được thưởng đến 10 triệu đồng từ 01/7/2026Người tố giác hành vi không xuất hóa đơn điện tử được thưởng đến 10 triệu đồng từ 01/7/2026Một trong những điểm mới đáng chú ý tại Nghị định 254/2026/NĐ-CP là lần đầu tiên quy định cơ chế khen thưởng đối với người tiêu dùng tố giác người bán không lập và giao hóa đơn điện tử.5 giờ trướcHộ kinh doanh tại địa bàn khó khăn được miễn phí dịch vụ hóa đơn điện tử 12 thángHộ kinh doanh tại địa bàn khó khăn được miễn phí dịch vụ hóa đơn điện tử 12 thángĐây là quy định đáng chú ý tại Nghị định 254/2026/NĐ-CP hướng dẫn Luật Quản lý thuế về hóa đơn điện tử, chứng từ điện tử.6 giờ trước</w:t>
-      </w:r>
-    </w:p>
-    <w:p>
-      <w:r>
-        <w:t>Doanh nghiệp nghiên cứu công nghệ chiến lược được hỗ trợ lãi suất vay tới 100%, tối đa 10%/năm trong 5 năm</w:t>
-      </w:r>
-    </w:p>
-    <w:p>
-      <w:r>
-        <w:t>Doanh nghiệp nghiên cứu công nghệ chiến lược được hỗ trợ lãi suất vay tới 100%, tối đa 10%/năm trong 5 nămNghị định 260/2026/NĐ-CP ban hành ngày 30/6/2026 của Chính phủ đã bổ sung nhiều chính sách ưu đãi nhằm thúc đẩy nghiên cứu, phát triển công nghệ chiến lược.3 giờ trước</w:t>
-      </w:r>
-    </w:p>
-    <w:p>
-      <w:r>
-        <w:t>Nghị định 260/2026/NĐ-CP ban hành ngày 30/6/2026 của Chính phủ đã bổ sung nhiều chính sách ưu đãi nhằm thúc đẩy nghiên cứu, phát triển công nghệ chiến lược.</w:t>
-      </w:r>
-    </w:p>
-    <w:p>
-      <w:r>
-        <w:t>3 giờ trước</w:t>
-      </w:r>
-    </w:p>
-    <w:p>
-      <w:r>
-        <w:t>Điểm tin VBPL tuần từ 26/6 - 02/7/2026</w:t>
-      </w:r>
-    </w:p>
-    <w:p>
-      <w:r>
-        <w:t>Điểm tin VBPL tuần từ 26/6 - 02/7/2026LuatVietnam.vngửi đến quý độc giả điểm tin VBPL tuần từ 26/6 - 02/7/2026 với các nội dung nổi bật liên quan đến Luật Hình sự, Luật Tài chính, Luật Doanh nghiệp.4 giờ trước</w:t>
-      </w:r>
-    </w:p>
-    <w:p>
-      <w:r>
-        <w:t>LuatVietnam.vngửi đến quý độc giả điểm tin VBPL tuần từ 26/6 - 02/7/2026 với các nội dung nổi bật liên quan đến Luật Hình sự, Luật Tài chính, Luật Doanh nghiệp.</w:t>
-      </w:r>
-    </w:p>
-    <w:p>
-      <w:r>
-        <w:t>4 giờ trước</w:t>
-      </w:r>
-    </w:p>
-    <w:p>
-      <w:r>
-        <w:t>Từ 01/7/2026, chủ doanh nghiệp nợ thuế từ 500 triệu đồng bị hoãn xuất cảnh</w:t>
-      </w:r>
-    </w:p>
-    <w:p>
-      <w:r>
-        <w:t>Từ 01/7/2026, chủ doanh nghiệp nợ thuế từ 500 triệu đồng bị hoãn xuất cảnhNội dung nêu tại Nghị định 252/2026/NĐ-CP của Chính phủ về quy định chi tiết một số điều và biện pháp để tổ chức, hướng dẫn thi hành Luật Quản lý thuế, có hiệu lực từ ngày 01/7/2026.4 giờ trước</w:t>
-      </w:r>
-    </w:p>
-    <w:p>
-      <w:r>
-        <w:t>Nội dung nêu tại Nghị định 252/2026/NĐ-CP của Chính phủ về quy định chi tiết một số điều và biện pháp để tổ chức, hướng dẫn thi hành Luật Quản lý thuế, có hiệu lực từ ngày 01/7/2026.</w:t>
-      </w:r>
-    </w:p>
-    <w:p>
-      <w:r>
-        <w:t>Hóa đơn đặt in của cơ quan thuế chính thức hết giá trị sử dụng từ 01/7/2026</w:t>
-      </w:r>
-    </w:p>
-    <w:p>
-      <w:r>
-        <w:t>Hóa đơn đặt in của cơ quan thuế chính thức hết giá trị sử dụng từ 01/7/2026Tại Nghị định 254/2026/NĐ-CP, Chính phủ đã quy định chấm dứt việc sử dụng hóa đơn đặt in của cơ quan thuế từ ngày 01/7/2026.4 giờ trước</w:t>
-      </w:r>
-    </w:p>
-    <w:p>
-      <w:r>
-        <w:t>Tại Nghị định 254/2026/NĐ-CP, Chính phủ đã quy định chấm dứt việc sử dụng hóa đơn đặt in của cơ quan thuế từ ngày 01/7/2026.</w:t>
-      </w:r>
-    </w:p>
-    <w:p>
-      <w:r>
-        <w:t>Từ 01/7/2026, cơ quan quản lý đất đai, công an, y tế... phải chia sẻ dữ liệu hóa đơn điện tử với Cục Thuế</w:t>
-      </w:r>
-    </w:p>
-    <w:p>
-      <w:r>
-        <w:t>Từ 01/7/2026, cơ quan quản lý đất đai, công an, y tế... phải chia sẻ dữ liệu hóa đơn điện tử với Cục ThuếQuy định này nêu tại Nghị định 254/2026/NĐ-CP hướng dẫn thi hành Luật Quản lý thuế số 108/2025/QH15 về hóa đơn điện tử, chứng từ điện tử ban hành ngày 30/6/2026.5 giờ trước</w:t>
-      </w:r>
-    </w:p>
-    <w:p>
-      <w:r>
-        <w:t>Quy định này nêu tại Nghị định 254/2026/NĐ-CP hướng dẫn thi hành Luật Quản lý thuế số 108/2025/QH15 về hóa đơn điện tử, chứng từ điện tử ban hành ngày 30/6/2026.</w:t>
-      </w:r>
-    </w:p>
-    <w:p>
-      <w:r>
-        <w:t>5 giờ trước</w:t>
-      </w:r>
-    </w:p>
-    <w:p>
-      <w:r>
-        <w:t>Người nước ngoài nợ thuế tại Việt Nam không được xuất cảnh về nước</w:t>
-      </w:r>
-    </w:p>
-    <w:p>
-      <w:r>
-        <w:t>Người nước ngoài nợ thuế tại Việt Nam không được xuất cảnh về nướcQuy định này được nêu tại Điều 28 Nghị định 252/2026/NĐ-CP hướng dẫn Luật Quản lý thuế. Nghị định do Chính phủ ban hành ngày 20/6/2026, có hiệu lực từ ngày 01/7/2026.5 giờ trước</w:t>
-      </w:r>
-    </w:p>
-    <w:p>
-      <w:r>
-        <w:t>Quy định này được nêu tại Điều 28 Nghị định 252/2026/NĐ-CP hướng dẫn Luật Quản lý thuế. Nghị định do Chính phủ ban hành ngày 20/6/2026, có hiệu lực từ ngày 01/7/2026.</w:t>
-      </w:r>
-    </w:p>
-    <w:p>
-      <w:r>
-        <w:t>3 trường hợp người nộp thuế bị công khai thông tin lên mạng</w:t>
-      </w:r>
-    </w:p>
-    <w:p>
-      <w:r>
-        <w:t>3 trường hợp người nộp thuế bị công khai thông tin lên mạngNội dung này được nêu tại Điều 10 Nghị định 252/2026/NĐ-CP của Chính phủ hướng dẫn Luật Quản lý thuế. Nghị định được ban hành ngày 20/6/2026 và có hiệu lực ngày 01/7/2026.5 giờ trước</w:t>
-      </w:r>
-    </w:p>
-    <w:p>
-      <w:r>
-        <w:t>Nội dung này được nêu tại Điều 10 Nghị định 252/2026/NĐ-CP của Chính phủ hướng dẫn Luật Quản lý thuế. Nghị định được ban hành ngày 20/6/2026 và có hiệu lực ngày 01/7/2026.</w:t>
-      </w:r>
-    </w:p>
-    <w:p>
-      <w:r>
-        <w:t>Doanh nghiệp phải tiêu hủy toàn bộ biên lai giấy chưa sử dụng từ 01/01/2027</w:t>
-      </w:r>
-    </w:p>
-    <w:p>
-      <w:r>
-        <w:t>Doanh nghiệp phải tiêu hủy toàn bộ biên lai giấy chưa sử dụng từ 01/01/2027Quy định trên được nêu tại Nghị định 254/2026/NĐ-CP hướng dẫn thi hành Luật Quản lý thuế 2025 về hóa đơn điện tử, ban hành ngày 30/6/2026.5 giờ trước</w:t>
-      </w:r>
-    </w:p>
-    <w:p>
-      <w:r>
-        <w:t>Quy định trên được nêu tại Nghị định 254/2026/NĐ-CP hướng dẫn thi hành Luật Quản lý thuế 2025 về hóa đơn điện tử, ban hành ngày 30/6/2026.</w:t>
-      </w:r>
-    </w:p>
-    <w:p>
-      <w:r>
-        <w:t>Người tố giác hành vi không xuất hóa đơn điện tử được thưởng đến 10 triệu đồng từ 01/7/2026</w:t>
-      </w:r>
-    </w:p>
-    <w:p>
-      <w:r>
-        <w:t>Người tố giác hành vi không xuất hóa đơn điện tử được thưởng đến 10 triệu đồng từ 01/7/2026Một trong những điểm mới đáng chú ý tại Nghị định 254/2026/NĐ-CP là lần đầu tiên quy định cơ chế khen thưởng đối với người tiêu dùng tố giác người bán không lập và giao hóa đơn điện tử.5 giờ trước</w:t>
-      </w:r>
-    </w:p>
-    <w:p>
-      <w:r>
-        <w:t>Một trong những điểm mới đáng chú ý tại Nghị định 254/2026/NĐ-CP là lần đầu tiên quy định cơ chế khen thưởng đối với người tiêu dùng tố giác người bán không lập và giao hóa đơn điện tử.</w:t>
-      </w:r>
-    </w:p>
-    <w:p>
-      <w:r>
-        <w:t>Hộ kinh doanh tại địa bàn khó khăn được miễn phí dịch vụ hóa đơn điện tử 12 tháng</w:t>
-      </w:r>
-    </w:p>
-    <w:p>
-      <w:r>
-        <w:t>Hộ kinh doanh tại địa bàn khó khăn được miễn phí dịch vụ hóa đơn điện tử 12 thángĐây là quy định đáng chú ý tại Nghị định 254/2026/NĐ-CP hướng dẫn Luật Quản lý thuế về hóa đơn điện tử, chứng từ điện tử.6 giờ trước</w:t>
-      </w:r>
-    </w:p>
-    <w:p>
-      <w:r>
-        <w:t>Đây là quy định đáng chú ý tại Nghị định 254/2026/NĐ-CP hướng dẫn Luật Quản lý thuế về hóa đơn điện tử, chứng từ điện tử.</w:t>
-      </w:r>
-    </w:p>
-    <w:p>
-      <w:r>
-        <w:t>6 giờ trước</w:t>
-      </w:r>
-    </w:p>
-    <w:p>
-      <w:r>
-        <w:t>Xem tiếp</w:t>
-      </w:r>
-    </w:p>
-    <w:p>
-      <w:r>
-        <w:t>Tin xem nhiềuTừ hôm nay (01/7/2026), người lao động chính thức có thêm 1 ngày nghỉ hưởng nguyên lương01/07/2026Công văn 6218/BNV-CQĐP: Nghiên cứu tiếp tục nhập một số xã, phường sau khi sắp xếp20/06/2026Sau khi tiêm thuốc độc cho phạm nhân, người thi hành án được nghỉ dưỡng 10 ngày02/07/2026Bộ Nội vụ hướng dẫn giải quyết chế độ đối với người hoạt động không chuyên trách dôi dư sau sắp xếp thôn, tổ dân phố20/06/2026Chính thức tặng Huy hiệu 35 năm tuổi Đảng cho Đảng viên từ 08/4/202620/06/2026</w:t>
-      </w:r>
-    </w:p>
-    <w:p>
-      <w:r>
-        <w:t>Tin xem nhiều</w:t>
-      </w:r>
-    </w:p>
-    <w:p>
-      <w:r>
-        <w:t>Từ hôm nay (01/7/2026), người lao động chính thức có thêm 1 ngày nghỉ hưởng nguyên lương01/07/2026Công văn 6218/BNV-CQĐP: Nghiên cứu tiếp tục nhập một số xã, phường sau khi sắp xếp20/06/2026Sau khi tiêm thuốc độc cho phạm nhân, người thi hành án được nghỉ dưỡng 10 ngày02/07/2026Bộ Nội vụ hướng dẫn giải quyết chế độ đối với người hoạt động không chuyên trách dôi dư sau sắp xếp thôn, tổ dân phố20/06/2026Chính thức tặng Huy hiệu 35 năm tuổi Đảng cho Đảng viên từ 08/4/202620/06/2026</w:t>
-      </w:r>
-    </w:p>
-    <w:p>
-      <w:r>
-        <w:t>Từ hôm nay (01/7/2026), người lao động chính thức có thêm 1 ngày nghỉ hưởng nguyên lương01/07/2026</w:t>
-      </w:r>
-    </w:p>
-    <w:p>
-      <w:r>
-        <w:t>Từ hôm nay (01/7/2026), người lao động chính thức có thêm 1 ngày nghỉ hưởng nguyên lương</w:t>
-      </w:r>
-    </w:p>
-    <w:p>
-      <w:r>
-        <w:t>01/07/2026</w:t>
-      </w:r>
-    </w:p>
-    <w:p>
-      <w:r>
-        <w:t>Công văn 6218/BNV-CQĐP: Nghiên cứu tiếp tục nhập một số xã, phường sau khi sắp xếp20/06/2026</w:t>
-      </w:r>
-    </w:p>
-    <w:p>
-      <w:r>
-        <w:t>Công văn 6218/BNV-CQĐP: Nghiên cứu tiếp tục nhập một số xã, phường sau khi sắp xếp</w:t>
-      </w:r>
-    </w:p>
-    <w:p>
-      <w:r>
-        <w:t>20/06/2026</w:t>
-      </w:r>
-    </w:p>
-    <w:p>
-      <w:r>
-        <w:t>Sau khi tiêm thuốc độc cho phạm nhân, người thi hành án được nghỉ dưỡng 10 ngày02/07/2026</w:t>
-      </w:r>
-    </w:p>
-    <w:p>
-      <w:r>
-        <w:t>Sau khi tiêm thuốc độc cho phạm nhân, người thi hành án được nghỉ dưỡng 10 ngày</w:t>
-      </w:r>
-    </w:p>
-    <w:p>
-      <w:r>
-        <w:t>02/07/2026</w:t>
-      </w:r>
-    </w:p>
-    <w:p>
-      <w:r>
-        <w:t>Bộ Nội vụ hướng dẫn giải quyết chế độ đối với người hoạt động không chuyên trách dôi dư sau sắp xếp thôn, tổ dân phố20/06/2026</w:t>
-      </w:r>
-    </w:p>
-    <w:p>
-      <w:r>
-        <w:t>Bộ Nội vụ hướng dẫn giải quyết chế độ đối với người hoạt động không chuyên trách dôi dư sau sắp xếp thôn, tổ dân phố</w:t>
-      </w:r>
-    </w:p>
-    <w:p>
-      <w:r>
-        <w:t>Chính thức tặng Huy hiệu 35 năm tuổi Đảng cho Đảng viên từ 08/4/202620/06/2026</w:t>
-      </w:r>
-    </w:p>
-    <w:p>
-      <w:r>
-        <w:t>Chính thức tặng Huy hiệu 35 năm tuổi Đảng cho Đảng viên từ 08/4/2026</w:t>
-      </w:r>
-    </w:p>
-    <w:p>
-      <w:r>
-        <w:t>Giới thiệuLời giới thiệuLịch sử phát triểnProfile Tra cứu văn bảnLiên hệDịch vụTra cứu văn bảnPhân tích văn bảnPháp lý doanh nghiệpDịch vụ dịch thuậtDịch vụ nội dungTổng đài tư vấnChính sáchBảng giá phần mềmHình thức thanh toánQuy ước sử dụngChính sách bảo mậtChính sách bảo vệ dữ liệu cá nhânThông báo hợp tác</w:t>
-      </w:r>
-    </w:p>
-    <w:p>
-      <w:r>
-        <w:t>Giới thiệuLời giới thiệuLịch sử phát triểnProfile Tra cứu văn bảnLiên hệ</w:t>
-      </w:r>
-    </w:p>
-    <w:p>
-      <w:r>
-        <w:t>Giới thiệu</w:t>
-      </w:r>
-    </w:p>
-    <w:p>
-      <w:r>
-        <w:t>Dịch vụTra cứu văn bảnPhân tích văn bảnPháp lý doanh nghiệpDịch vụ dịch thuậtDịch vụ nội dungTổng đài tư vấn</w:t>
-      </w:r>
-    </w:p>
-    <w:p>
-      <w:r>
-        <w:t>Chính sáchBảng giá phần mềmHình thức thanh toánQuy ước sử dụngChính sách bảo mậtChính sách bảo vệ dữ liệu cá nhânThông báo hợp tác</w:t>
-      </w:r>
-    </w:p>
-    <w:p>
-      <w:r>
-        <w:t>Chính sách</w:t>
-      </w:r>
-    </w:p>
-    <w:p>
-      <w:r>
-        <w:t>Giấy phép thiết lập trang Thông tin điện tử tổng hợp số: 692/GP-TTĐT cấp ngày 29/10/2010 bởi</w:t>
-      </w:r>
-    </w:p>
-    <w:p>
-      <w:r>
-        <w:t>Sở TT-TT Hà Nội, thay thế giấy phép số: 322/GP - BC, ngày 26/07/2007, cấp bởi Bộ Thông tin và Truyền thông</w:t>
-      </w:r>
-    </w:p>
-    <w:p>
-      <w:r>
-        <w:t>Cơ quan chủ quản: Công ty Cổ phần Truyền thông Luật Việt Nam. Chịu trách nhiệm: Ông Trần Văn Trí</w:t>
-      </w:r>
-    </w:p>
-    <w:p>
-      <w:r>
-        <w:t>Hỗ trợ về dịch vụ:0938 36 1919Hỗ trợ giải đáp pháp luật:1900 6192Tải ứng dụng luatvietnamQuét mã QR code để cài đặt</w:t>
-      </w:r>
-    </w:p>
-    <w:p>
-      <w:r>
-        <w:t>Hỗ trợ về dịch vụ:0938 36 1919Hỗ trợ giải đáp pháp luật:1900 6192</w:t>
-      </w:r>
-    </w:p>
-    <w:p>
-      <w:r>
-        <w:t>Hỗ trợ về dịch vụ:0938 36 1919</w:t>
-      </w:r>
-    </w:p>
-    <w:p>
-      <w:r>
-        <w:t>Hỗ trợ giải đáp pháp luật:1900 6192</w:t>
-      </w:r>
-    </w:p>
-    <w:p>
-      <w:r>
-        <w:t>Tải ứng dụng luatvietnamQuét mã QR code để cài đặt</w:t>
-      </w:r>
-    </w:p>
-    <w:p>
-      <w:r>
-        <w:t>Tải ứng dụng luatvietnam</w:t>
-      </w:r>
-    </w:p>
-    <w:p>
-      <w:r>
-        <w:t>Quét mã QR code để cài đặt</w:t>
-      </w:r>
-    </w:p>
-    <w:p>
-      <w:r>
-        <w:t>Trụ sở: Tầng 3, Toà nhà IC, 82 Duy Tân, P.Cầu Giấy, TP.Hà Nội</w:t>
-      </w:r>
-    </w:p>
-    <w:p>
-      <w:r>
-        <w:t>VPĐD: 648 Nguyễn Kiệm, Phường Đức Nhuận, TP. Hồ Chí Minh</w:t>
-      </w:r>
-    </w:p>
-    <w:p>
-      <w:r>
-        <w:t>Điện thoại: 0938 36 1919 - Email:[email protected]</w:t>
-      </w:r>
-    </w:p>
-    <w:p>
-      <w:r>
-        <w:t>Văn Bản Pháp Luật|Luật Doanh nghiệp|Luật Đất đai|Luật Hình sự 2015</w:t>
-      </w:r>
-    </w:p>
-    <w:p>
-      <w:r>
-        <w:t>Trang chủVề LuatVietnam</w:t>
+        <w:t>Hợp đồng được lập thành 02 (hai) bản có giá trị pháp lý như nhau, mỗi bên giữ 01 bản để thực hiện.</w:t>
       </w:r>
     </w:p>
     <w:p>
@@ -805,7 +188,9 @@
         <w:rPr>
           <w:b/>
         </w:rPr>
-        <w:t>CHÍNH SÁCH BẢO VỆ DỮ LIỆU CÁ NHÂN</w:t>
+        <w:t>ĐẠI DIỆN BÊN A                                            ĐẠI DIỆN BÊN B</w:t>
+        <w:br/>
+        <w:t>(Ký, ghi rõ họ tên)                                      (Ký, ghi rõ họ tên)</w:t>
       </w:r>
     </w:p>
     <w:sectPr>
@@ -1183,6 +568,7 @@
     <w:rsid w:val="00FC693F"/>
     <w:rPr>
       <w:rFonts w:ascii="Times New Roman" w:hAnsi="Times New Roman"/>
+      <w:sz w:val="24"/>
     </w:rPr>
   </w:style>
   <w:style w:type="paragraph" w:styleId="Header">
